--- a/05_Schleifen/Übungen/01_while_do-while/3XPlus1/3XPlus1.docx
+++ b/05_Schleifen/Übungen/01_while_do-while/3XPlus1/3XPlus1.docx
@@ -42,13 +42,7 @@
         <w:spacing w:after="0" w:line="240" w:lineRule="auto"/>
       </w:pPr>
       <w:r>
-        <w:t xml:space="preserve">In Wikipedia findet man das </w:t>
-      </w:r>
-      <w:r>
-        <w:t>Collatz-Problem</w:t>
-      </w:r>
-      <w:r>
-        <w:t xml:space="preserve"> </w:t>
+        <w:t xml:space="preserve">In Wikipedia findet man das Collatz-Problem </w:t>
       </w:r>
       <w:hyperlink r:id="rId7" w:history="1">
         <w:r>
@@ -138,6 +132,12 @@
         <w:t xml:space="preserve">n </w:t>
       </w:r>
       <w:r>
+        <w:rPr>
+          <w:rStyle w:val="mwe-math-mathml-inline"/>
+        </w:rPr>
+        <w:t xml:space="preserve">n </w:t>
+      </w:r>
+      <w:r>
         <w:t xml:space="preserve">gerade, so nimm als nächstes </w:t>
       </w:r>
       <w:r>
@@ -176,6 +176,12 @@
         <w:t xml:space="preserve">n </w:t>
       </w:r>
       <w:r>
+        <w:rPr>
+          <w:rStyle w:val="mwe-math-mathml-inline"/>
+        </w:rPr>
+        <w:t xml:space="preserve">n </w:t>
+      </w:r>
+      <w:r>
         <w:t xml:space="preserve">ungerade, so nimm als nächstes </w:t>
       </w:r>
       <w:r>
@@ -238,7 +244,19 @@
       </w:r>
       <w:proofErr w:type="spellEnd"/>
       <w:r>
-        <w:t>) eingeben und es wird die Zahlenfolgen und die Anzahl der Iterationen ausgegeben. Die Ausgabe orientiert sie an folgendem Beispiel:</w:t>
+        <w:t xml:space="preserve">) eingeben und es wird die Zahlenfolgen und die Anzahl der Iterationen ausgegeben. Die Ausgabe orientiert </w:t>
+      </w:r>
+      <w:r>
+        <w:t>sich am</w:t>
+      </w:r>
+      <w:r>
+        <w:t xml:space="preserve"> folgende</w:t>
+      </w:r>
+      <w:r>
+        <w:t>n</w:t>
+      </w:r>
+      <w:r>
+        <w:t xml:space="preserve"> Beispiel:</w:t>
       </w:r>
     </w:p>
     <w:p>
@@ -708,7 +726,13 @@
         <w:spacing w:after="0" w:line="240" w:lineRule="auto"/>
       </w:pPr>
       <w:r>
-        <w:t xml:space="preserve">Schränken sie den </w:t>
+        <w:t xml:space="preserve">Schränken </w:t>
+      </w:r>
+      <w:r>
+        <w:t>S</w:t>
+      </w:r>
+      <w:r>
+        <w:t xml:space="preserve">ie den </w:t>
       </w:r>
       <w:r>
         <w:t>Wertebereich der Eingabe ein. Bei der Berechnung der Zahlenfolge soll es zu keinem Überlauf (32Bit) kommen.</w:t>

--- a/05_Schleifen/Übungen/01_while_do-while/3XPlus1/3XPlus1.docx
+++ b/05_Schleifen/Übungen/01_while_do-while/3XPlus1/3XPlus1.docx
@@ -138,7 +138,13 @@
         <w:t xml:space="preserve">n </w:t>
       </w:r>
       <w:r>
-        <w:t xml:space="preserve">gerade, so nimm als nächstes </w:t>
+        <w:t xml:space="preserve">gerade, </w:t>
+      </w:r>
+      <w:r>
+        <w:t>berechne</w:t>
+      </w:r>
+      <w:r>
+        <w:t xml:space="preserve"> als nächstes </w:t>
       </w:r>
       <w:r>
         <w:rPr>
@@ -182,7 +188,13 @@
         <w:t xml:space="preserve">n </w:t>
       </w:r>
       <w:r>
-        <w:t xml:space="preserve">ungerade, so nimm als nächstes </w:t>
+        <w:t xml:space="preserve">ungerade, </w:t>
+      </w:r>
+      <w:r>
+        <w:t>berechne</w:t>
+      </w:r>
+      <w:r>
+        <w:t xml:space="preserve"> als nächstes </w:t>
       </w:r>
       <w:r>
         <w:rPr>
